--- a/TablesFigures/mod_age_1996_2025_output.docx
+++ b/TablesFigures/mod_age_1996_2025_output.docx
@@ -19,9 +19,9 @@
       <w:tblGrid>
         <w:gridCol w:w="4408"/>
         <w:gridCol w:w="1266"/>
-        <w:gridCol w:w="961"/>
+        <w:gridCol w:w="839"/>
         <w:gridCol w:w="1084"/>
-        <w:gridCol w:w="1475"/>
+        <w:gridCol w:w="1431"/>
       </w:tblGrid>
       <w:tr>
         <w:trPr>
@@ -395,7 +395,7 @@
                 <w:szCs w:val="22"/>
                 <w:color w:val="000000"/>
               </w:rPr>
-              <w:t xml:space="preserve">4.508</w:t>
+              <w:t xml:space="preserve">4.782</w:t>
             </w:r>
           </w:p>
         </w:tc>
@@ -447,7 +447,7 @@
                 <w:szCs w:val="22"/>
                 <w:color w:val="000000"/>
               </w:rPr>
-              <w:t xml:space="preserve">0.22</w:t>
+              <w:t xml:space="preserve">0.24</w:t>
             </w:r>
           </w:p>
         </w:tc>
@@ -499,7 +499,7 @@
                 <w:szCs w:val="22"/>
                 <w:color w:val="000000"/>
               </w:rPr>
-              <w:t xml:space="preserve">20.092</w:t>
+              <w:t xml:space="preserve">19.778</w:t>
             </w:r>
           </w:p>
         </w:tc>
@@ -551,7 +551,32 @@
                 <w:szCs w:val="22"/>
                 <w:color w:val="000000"/>
               </w:rPr>
-              <w:t xml:space="preserve">8.7e-90 ***</w:t>
+              <w:t xml:space="preserve">5.0</w:t>
+            </w:r>
+            <w:r>
+              <w:rPr>
+                <w:rFonts w:ascii="Helvetica" w:hAnsi="Helvetica" w:eastAsia="Helvetica" w:cs="Helvetica"/>
+                <w:i w:val="false"/>
+                <w:b w:val="false"/>
+                <w:u w:val="none"/>
+                <w:sz w:val="22"/>
+                <w:szCs w:val="22"/>
+                <w:color w:val="000000"/>
+              </w:rPr>
+              <w:t xml:space="preserve"> × 10</w:t>
+            </w:r>
+            <w:r>
+              <w:rPr>
+                <w:rFonts w:ascii="Helvetica" w:hAnsi="Helvetica" w:eastAsia="Helvetica" w:cs="Helvetica"/>
+                <w:i w:val="false"/>
+                <w:b w:val="false"/>
+                <w:u w:val="none"/>
+                <w:vertAlign w:val="superscript"/>
+                <w:sz w:val="22"/>
+                <w:szCs w:val="22"/>
+                <w:color w:val="000000"/>
+              </w:rPr>
+              <w:t xml:space="preserve">-87</w:t>
             </w:r>
           </w:p>
         </w:tc>
@@ -661,7 +686,7 @@
                 <w:szCs w:val="22"/>
                 <w:color w:val="000000"/>
               </w:rPr>
-              <w:t xml:space="preserve">2.481</w:t>
+              <w:t xml:space="preserve">2.384</w:t>
             </w:r>
           </w:p>
         </w:tc>
@@ -713,7 +738,7 @@
                 <w:szCs w:val="22"/>
                 <w:color w:val="000000"/>
               </w:rPr>
-              <w:t xml:space="preserve">0.36</w:t>
+              <w:t xml:space="preserve">0.39</w:t>
             </w:r>
           </w:p>
         </w:tc>
@@ -765,7 +790,7 @@
                 <w:szCs w:val="22"/>
                 <w:color w:val="000000"/>
               </w:rPr>
-              <w:t xml:space="preserve">6.87</w:t>
+              <w:t xml:space="preserve">6.07</w:t>
             </w:r>
           </w:p>
         </w:tc>
@@ -817,7 +842,32 @@
                 <w:szCs w:val="22"/>
                 <w:color w:val="000000"/>
               </w:rPr>
-              <w:t xml:space="preserve">6.4e-12 ***</w:t>
+              <w:t xml:space="preserve">1.0</w:t>
+            </w:r>
+            <w:r>
+              <w:rPr>
+                <w:rFonts w:ascii="Helvetica" w:hAnsi="Helvetica" w:eastAsia="Helvetica" w:cs="Helvetica"/>
+                <w:i w:val="false"/>
+                <w:b w:val="false"/>
+                <w:u w:val="none"/>
+                <w:sz w:val="22"/>
+                <w:szCs w:val="22"/>
+                <w:color w:val="000000"/>
+              </w:rPr>
+              <w:t xml:space="preserve"> × 10</w:t>
+            </w:r>
+            <w:r>
+              <w:rPr>
+                <w:rFonts w:ascii="Helvetica" w:hAnsi="Helvetica" w:eastAsia="Helvetica" w:cs="Helvetica"/>
+                <w:i w:val="false"/>
+                <w:b w:val="false"/>
+                <w:u w:val="none"/>
+                <w:vertAlign w:val="superscript"/>
+                <w:sz w:val="22"/>
+                <w:szCs w:val="22"/>
+                <w:color w:val="000000"/>
+              </w:rPr>
+              <w:t xml:space="preserve">-9</w:t>
             </w:r>
           </w:p>
         </w:tc>
@@ -927,7 +977,7 @@
                 <w:szCs w:val="22"/>
                 <w:color w:val="000000"/>
               </w:rPr>
-              <w:t xml:space="preserve">-0.441</w:t>
+              <w:t xml:space="preserve">-0.388</w:t>
             </w:r>
           </w:p>
         </w:tc>
@@ -979,7 +1029,7 @@
                 <w:szCs w:val="22"/>
                 <w:color w:val="000000"/>
               </w:rPr>
-              <w:t xml:space="preserve">0.41</w:t>
+              <w:t xml:space="preserve">0.45</w:t>
             </w:r>
           </w:p>
         </w:tc>
@@ -1031,7 +1081,7 @@
                 <w:szCs w:val="22"/>
                 <w:color w:val="000000"/>
               </w:rPr>
-              <w:t xml:space="preserve">-1.071</w:t>
+              <w:t xml:space="preserve">-0.859</w:t>
             </w:r>
           </w:p>
         </w:tc>
@@ -1083,7 +1133,7 @@
                 <w:szCs w:val="22"/>
                 <w:color w:val="000000"/>
               </w:rPr>
-              <w:t xml:space="preserve">0.2842</w:t>
+              <w:t xml:space="preserve">0.3901</w:t>
             </w:r>
           </w:p>
         </w:tc>
@@ -1193,7 +1243,7 @@
                 <w:szCs w:val="22"/>
                 <w:color w:val="000000"/>
               </w:rPr>
-              <w:t xml:space="preserve">2.508</w:t>
+              <w:t xml:space="preserve">3.009</w:t>
             </w:r>
           </w:p>
         </w:tc>
@@ -1245,7 +1295,7 @@
                 <w:szCs w:val="22"/>
                 <w:color w:val="000000"/>
               </w:rPr>
-              <w:t xml:space="preserve">1.584</w:t>
+              <w:t xml:space="preserve"/>
             </w:r>
           </w:p>
         </w:tc>
@@ -1459,7 +1509,7 @@
                 <w:szCs w:val="22"/>
                 <w:color w:val="000000"/>
               </w:rPr>
-              <w:t xml:space="preserve">0.602</w:t>
+              <w:t xml:space="preserve">0.646</w:t>
             </w:r>
           </w:p>
         </w:tc>
@@ -1511,7 +1561,7 @@
                 <w:szCs w:val="22"/>
                 <w:color w:val="000000"/>
               </w:rPr>
-              <w:t xml:space="preserve">0.776</w:t>
+              <w:t xml:space="preserve"/>
             </w:r>
           </w:p>
         </w:tc>

--- a/TablesFigures/mod_age_1996_2025_output.docx
+++ b/TablesFigures/mod_age_1996_2025_output.docx
@@ -395,7 +395,7 @@
                 <w:szCs w:val="22"/>
                 <w:color w:val="000000"/>
               </w:rPr>
-              <w:t xml:space="preserve">4.782</w:t>
+              <w:t xml:space="preserve">4.67</w:t>
             </w:r>
           </w:p>
         </w:tc>
@@ -499,7 +499,7 @@
                 <w:szCs w:val="22"/>
                 <w:color w:val="000000"/>
               </w:rPr>
-              <w:t xml:space="preserve">19.778</w:t>
+              <w:t xml:space="preserve">19.868</w:t>
             </w:r>
           </w:p>
         </w:tc>
@@ -551,7 +551,7 @@
                 <w:szCs w:val="22"/>
                 <w:color w:val="000000"/>
               </w:rPr>
-              <w:t xml:space="preserve">5.0</w:t>
+              <w:t xml:space="preserve">8.0</w:t>
             </w:r>
             <w:r>
               <w:rPr>
@@ -576,7 +576,7 @@
                 <w:szCs w:val="22"/>
                 <w:color w:val="000000"/>
               </w:rPr>
-              <w:t xml:space="preserve">-87</w:t>
+              <w:t xml:space="preserve">-88</w:t>
             </w:r>
           </w:p>
         </w:tc>
@@ -686,7 +686,7 @@
                 <w:szCs w:val="22"/>
                 <w:color w:val="000000"/>
               </w:rPr>
-              <w:t xml:space="preserve">2.384</w:t>
+              <w:t xml:space="preserve">2.803</w:t>
             </w:r>
           </w:p>
         </w:tc>
@@ -738,7 +738,7 @@
                 <w:szCs w:val="22"/>
                 <w:color w:val="000000"/>
               </w:rPr>
-              <w:t xml:space="preserve">0.39</w:t>
+              <w:t xml:space="preserve">0.48</w:t>
             </w:r>
           </w:p>
         </w:tc>
@@ -790,7 +790,7 @@
                 <w:szCs w:val="22"/>
                 <w:color w:val="000000"/>
               </w:rPr>
-              <w:t xml:space="preserve">6.07</w:t>
+              <w:t xml:space="preserve">5.887</w:t>
             </w:r>
           </w:p>
         </w:tc>
@@ -842,7 +842,7 @@
                 <w:szCs w:val="22"/>
                 <w:color w:val="000000"/>
               </w:rPr>
-              <w:t xml:space="preserve">1.0</w:t>
+              <w:t xml:space="preserve">4.0</w:t>
             </w:r>
             <w:r>
               <w:rPr>
@@ -977,7 +977,7 @@
                 <w:szCs w:val="22"/>
                 <w:color w:val="000000"/>
               </w:rPr>
-              <w:t xml:space="preserve">-0.388</w:t>
+              <w:t xml:space="preserve">-0.111</w:t>
             </w:r>
           </w:p>
         </w:tc>
@@ -1029,7 +1029,7 @@
                 <w:szCs w:val="22"/>
                 <w:color w:val="000000"/>
               </w:rPr>
-              <w:t xml:space="preserve">0.45</w:t>
+              <w:t xml:space="preserve">0.38</w:t>
             </w:r>
           </w:p>
         </w:tc>
@@ -1081,7 +1081,7 @@
                 <w:szCs w:val="22"/>
                 <w:color w:val="000000"/>
               </w:rPr>
-              <w:t xml:space="preserve">-0.859</w:t>
+              <w:t xml:space="preserve">-0.289</w:t>
             </w:r>
           </w:p>
         </w:tc>
@@ -1133,7 +1133,7 @@
                 <w:szCs w:val="22"/>
                 <w:color w:val="000000"/>
               </w:rPr>
-              <w:t xml:space="preserve">0.3901</w:t>
+              <w:t xml:space="preserve">0.7727</w:t>
             </w:r>
           </w:p>
         </w:tc>
@@ -1243,7 +1243,7 @@
                 <w:szCs w:val="22"/>
                 <w:color w:val="000000"/>
               </w:rPr>
-              <w:t xml:space="preserve">3.009</w:t>
+              <w:t xml:space="preserve">2.981</w:t>
             </w:r>
           </w:p>
         </w:tc>
@@ -1509,7 +1509,7 @@
                 <w:szCs w:val="22"/>
                 <w:color w:val="000000"/>
               </w:rPr>
-              <w:t xml:space="preserve">0.646</w:t>
+              <w:t xml:space="preserve">0.623</w:t>
             </w:r>
           </w:p>
         </w:tc>

--- a/TablesFigures/mod_age_1996_2025_output.docx
+++ b/TablesFigures/mod_age_1996_2025_output.docx
@@ -634,7 +634,7 @@
                 <w:szCs w:val="22"/>
                 <w:color w:val="000000"/>
               </w:rPr>
-              <w:t xml:space="preserve">Maternal age : Pre-threshold (&lt; 9 years)</w:t>
+              <w:t xml:space="preserve">Maternal age : Pre-threshold (&lt; 8 years)</w:t>
             </w:r>
           </w:p>
         </w:tc>
@@ -925,7 +925,7 @@
                 <w:szCs w:val="22"/>
                 <w:color w:val="000000"/>
               </w:rPr>
-              <w:t xml:space="preserve">Maternal age : Post-threshold (≥ 9 years)</w:t>
+              <w:t xml:space="preserve">Maternal age : Post-threshold (≥ 8 years)</w:t>
             </w:r>
           </w:p>
         </w:tc>
